--- a/barlow/docs/finesst_proposal_v4.docx
+++ b/barlow/docs/finesst_proposal_v4.docx
@@ -18,47 +18,23 @@
       </w:r>
     </w:p>
     <w:p>
-      <w:pPr>
+      <w:bookmarkStart w:id="0" w:name="_GoBack"/>
+      <w:bookmarkEnd w:id="0"/>
+      <w:r>
+        <w:t xml:space="preserve">Summary: A working tool generated by Barlow (2026) presently is capable of finding where Antarctic Dry Valley streams are reshaping the land but the tool stops at location. It says where, never why. This project starts at that line. I’ll connect the measured change to the processes driving it (heat, melt, thawing ground), widen the measurement from the stream channels to the whole valley floor, and attach a real uncertainty value to every pixel. </w:t>
+      </w:r>
+    </w:p>
+    <w:p>
+      <w:pPr>
+        <w:rPr>
+          <w:b/>
+        </w:rPr>
+      </w:pPr>
+      <w:r>
         <w:rPr>
           <w:b/>
           <w:sz w:val="24"/>
         </w:rPr>
-      </w:pPr>
-      <w:r>
-        <w:rPr>
-          <w:b/>
-          <w:sz w:val="24"/>
-        </w:rPr>
-        <w:t>Colton Goodrich</w:t>
-      </w:r>
-      <w:r>
-        <w:rPr>
-          <w:b/>
-          <w:sz w:val="24"/>
-        </w:rPr>
-      </w:r>
-    </w:p>
-    <w:p>
-      <w:r>
-        <w:t xml:space="preserve">Summary: A working tool generated by Barlow (2026) presently is capable of finding where Antarctic Dry Valley streams are reshaping the land but the tool stops at location. It says where, never why. This project starts at that line. I’ll connect the measured change to the processes driving it (heat, melt, thawing ground), widen the measurement from the stream channels to the whole valley floor, and attach a real uncertainty value to every pixel. </w:t>
-      </w:r>
-      <w:proofErr w:type="spellStart"/>
-      <w:r/>
-      <w:proofErr w:type="spellEnd"/>
-      <w:r/>
-    </w:p>
-    <w:p/>
-    <w:p>
-      <w:pPr>
-        <w:rPr>
-          <w:b/>
-        </w:rPr>
-      </w:pPr>
-      <w:r>
-        <w:rPr>
-          <w:b/>
-          <w:sz w:val="24"/>
-        </w:rPr>
         <w:t>The Setup and the Gap</w:t>
       </w:r>
     </w:p>
@@ -69,72 +45,10 @@
         </w:rPr>
       </w:pPr>
       <w:r>
-        <w:rPr>
-          <w:b w:val="0"/>
-        </w:rPr>
-        <w:t xml:space="preserve">The McMurdo Dry </w:t>
-      </w:r>
-      <w:proofErr w:type="spellStart"/>
-      <w:r>
-        <w:rPr>
-          <w:b w:val="0"/>
-        </w:rPr>
-        <w:t>Valleys</w:t>
-      </w:r>
-      <w:proofErr w:type="spellEnd"/>
-      <w:r>
-        <w:rPr>
-          <w:b w:val="0"/>
-        </w:rPr>
-        <w:t xml:space="preserve"> (MDVs) are the </w:t>
-      </w:r>
-      <w:proofErr w:type="spellStart"/>
-      <w:r>
-        <w:rPr>
-          <w:b w:val="0"/>
-        </w:rPr>
-        <w:t>largest</w:t>
-      </w:r>
-      <w:proofErr w:type="spellEnd"/>
-      <w:r>
-        <w:rPr>
-          <w:b w:val="0"/>
-        </w:rPr>
-        <w:t xml:space="preserve"> ice-free region of Antarctica. For most of a century, they have been treated as an incredibly stable landscape on Earth</w:t>
-      </w:r>
-      <w:r>
-        <w:rPr>
-          <w:b w:val="0"/>
-        </w:rPr>
-        <w:t xml:space="preserve"> due to the lack of erosive forces. But the view is becoming less of a surety and more of an open question. The valleys themselves are energy-limited. Ice is everywhere but there is barely enough summer heat to ever melt any significant part of it. A small increase in that warming can produce a measurable response. That </w:t>
-      </w:r>
-      <w:proofErr w:type="spellStart"/>
-      <w:r>
-        <w:rPr>
-          <w:b w:val="0"/>
-        </w:rPr>
-        <w:t>response</w:t>
-      </w:r>
-      <w:proofErr w:type="spellEnd"/>
-      <w:r>
-        <w:rPr>
-          <w:b w:val="0"/>
-        </w:rPr>
-        <w:t xml:space="preserve"> is </w:t>
-      </w:r>
-      <w:proofErr w:type="spellStart"/>
-      <w:r>
-        <w:rPr>
-          <w:b w:val="0"/>
-        </w:rPr>
-        <w:t>ephemeral</w:t>
-      </w:r>
-      <w:proofErr w:type="spellEnd"/>
-      <w:r>
-        <w:rPr>
-          <w:b w:val="0"/>
-        </w:rPr>
-        <w:t xml:space="preserve"> streams (periodic channels that flow only during a brief melting season) which can carry more water, move sediment, and reshape the terrain.</w:t>
+        <w:t>The McMurdo Dry Valleys (MDVs) are the largest ice-free region of Antarctica. For most of a century, they have been treated as an incredibly stable landscape on Earth</w:t>
+      </w:r>
+      <w:r>
+        <w:t xml:space="preserve"> due to the lack of erosive forces. But the view is becoming less of a surety and more of an open question. The valleys themselves are energy-limited. Ice is everywhere but there is barely enough summer heat to ever melt any significant part of it. A small increase in that warming can produce a measurable response. That response is ephemeral streams (periodic channels that flow only during a brief melting season) which can carry more water, move sediment, and reshape the terrain.</w:t>
       </w:r>
     </w:p>
     <w:p>
@@ -142,22 +56,26 @@
         <w:jc w:val="center"/>
       </w:pPr>
       <w:r>
+        <w:rPr>
+          <w:noProof/>
+        </w:rPr>
         <w:drawing>
-          <wp:inline xmlns:a="http://schemas.openxmlformats.org/drawingml/2006/main" xmlns:pic="http://schemas.openxmlformats.org/drawingml/2006/picture">
-            <wp:extent cx="5486400" cy="2592475"/>
+          <wp:inline distT="0" distB="0" distL="0" distR="0">
+            <wp:extent cx="5248275" cy="2479954"/>
+            <wp:effectExtent l="0" t="0" r="0" b="0"/>
             <wp:docPr id="1" name="Picture 1"/>
             <wp:cNvGraphicFramePr>
-              <a:graphicFrameLocks noChangeAspect="1"/>
+              <a:graphicFrameLocks xmlns:a="http://schemas.openxmlformats.org/drawingml/2006/main" noChangeAspect="1"/>
             </wp:cNvGraphicFramePr>
-            <a:graphic>
+            <a:graphic xmlns:a="http://schemas.openxmlformats.org/drawingml/2006/main">
               <a:graphicData uri="http://schemas.openxmlformats.org/drawingml/2006/picture">
-                <pic:pic>
+                <pic:pic xmlns:pic="http://schemas.openxmlformats.org/drawingml/2006/picture">
                   <pic:nvPicPr>
                     <pic:cNvPr id="0" name="fig_location.png"/>
                     <pic:cNvPicPr/>
                   </pic:nvPicPr>
                   <pic:blipFill>
-                    <a:blip r:embed="rId7"/>
+                    <a:blip r:embed="rId5"/>
                     <a:stretch>
                       <a:fillRect/>
                     </a:stretch>
@@ -165,9 +83,11 @@
                   <pic:spPr>
                     <a:xfrm>
                       <a:off x="0" y="0"/>
-                      <a:ext cx="5486400" cy="2592475"/>
+                      <a:ext cx="5274126" cy="2492169"/>
                     </a:xfrm>
-                    <a:prstGeom prst="rect"/>
+                    <a:prstGeom prst="rect">
+                      <a:avLst/>
+                    </a:prstGeom>
                   </pic:spPr>
                 </pic:pic>
               </a:graphicData>
@@ -186,7 +106,15 @@
           <w:color w:val="404040"/>
           <w:sz w:val="18"/>
         </w:rPr>
-        <w:t>Figure 1. Study-area orientation (schematic): the McMurdo Dry Valleys within Antarctica (A) and the Taylor Valley stream-lake system (B). For orientation only - not to scale, no data shown.</w:t>
+        <w:t>Figure 1. Study-area orientation (schematic): the McMurdo Dry Valleys within Antarctica (A) and the Taylor Valley stream-lake system (B). For orientation</w:t>
+      </w:r>
+      <w:r>
+        <w:rPr>
+          <w:i/>
+          <w:color w:val="404040"/>
+          <w:sz w:val="18"/>
+        </w:rPr>
+        <w:t xml:space="preserve"> only - not to scale, no data shown.</w:t>
       </w:r>
     </w:p>
     <w:p>
@@ -209,18 +137,8 @@
           <w:b/>
         </w:rPr>
       </w:pPr>
-      <w:proofErr w:type="spellStart"/>
-      <w:r>
-        <w:rPr>
-          <w:b w:val="0"/>
-        </w:rPr>
+      <w:r>
         <w:t>Barlow (2026) in her Ph.D. dissertation built the following function.</w:t>
-      </w:r>
-      <w:proofErr w:type="spellEnd"/>
-      <w:r>
-        <w:rPr>
-          <w:b w:val="0"/>
-        </w:rPr>
       </w:r>
     </w:p>
     <w:p>
@@ -235,9 +153,6 @@
         </w:rPr>
       </w:pPr>
       <w:r>
-        <w:rPr>
-          <w:b w:val="0"/>
-        </w:rPr>
         <w:t>A neural network through U-Net that finds stream channels from terrain shape alone (elevation, slope, aspect) without any existing need for water or color. This is an important part of the study given the lack of any water in any channels for upwards of eleven months in the year.</w:t>
       </w:r>
     </w:p>
@@ -253,9 +168,7 @@
         </w:rPr>
       </w:pPr>
       <w:r>
-        <w:rPr>
-          <w:b w:val="0"/>
-        </w:rPr>
+        <w:lastRenderedPageBreak/>
         <w:t>Evidence that the continent wide REMA satellite elevation model is accurate enough to detect the stream corridor changes once it has been appropriately aligned to airborne LiDAR.</w:t>
       </w:r>
     </w:p>
@@ -271,24 +184,7 @@
         </w:rPr>
       </w:pPr>
       <w:r>
-        <w:rPr>
-          <w:b w:val="0"/>
-        </w:rPr>
-        <w:t xml:space="preserve">Maps of elevation change due to erosion or </w:t>
-      </w:r>
-      <w:proofErr w:type="spellStart"/>
-      <w:r>
-        <w:rPr>
-          <w:b w:val="0"/>
-        </w:rPr>
-        <w:t>deposition</w:t>
-      </w:r>
-      <w:proofErr w:type="spellEnd"/>
-      <w:r>
-        <w:rPr>
-          <w:b w:val="0"/>
-        </w:rPr>
-        <w:t xml:space="preserve"> across four valleys and three survey periods (2001, 2014, 2021-2023).</w:t>
+        <w:t>Maps of elevation change due to erosion or deposition across four valleys and three survey periods (2001, 2014, 2021-2023).</w:t>
       </w:r>
     </w:p>
     <w:p>
@@ -304,62 +200,28 @@
         </w:rPr>
         <w:t>Current Data Deficiencies</w:t>
       </w:r>
-      <w:proofErr w:type="spellStart"/>
+    </w:p>
+    <w:p>
+      <w:pPr>
+        <w:rPr>
+          <w:b/>
+        </w:rPr>
+      </w:pPr>
+      <w:r>
+        <w:t>The dissertation is heavily descriptive in showing where change happens. But the larger question put forth by Barlow is why this happens. What climate variables are driving this change? Given that the original body of work was masked only to stream channels, everything the elevation differencing measures outside them (thawing ground, fans, and so on) was set aside for further work. This proposal aims to complete that unfinished work.</w:t>
+      </w:r>
+    </w:p>
+    <w:p>
+      <w:pPr>
+        <w:rPr>
+          <w:b/>
+        </w:rPr>
+      </w:pPr>
       <w:r>
         <w:rPr>
           <w:b/>
           <w:sz w:val="24"/>
         </w:rPr>
-      </w:r>
-      <w:proofErr w:type="spellEnd"/>
-      <w:r>
-        <w:rPr>
-          <w:b/>
-          <w:sz w:val="24"/>
-        </w:rPr>
-      </w:r>
-    </w:p>
-    <w:p>
-      <w:pPr>
-        <w:rPr>
-          <w:b/>
-        </w:rPr>
-      </w:pPr>
-      <w:r>
-        <w:rPr>
-          <w:b w:val="0"/>
-        </w:rPr>
-        <w:t>The dissertation is heavily descriptive in showing where change happens. But the larger question put forth by Barlow is why this happens. What climate variables are driving this change? Given that the original body of work was masked only to stream channels, everything the elevation differencing measures outside them (thawing ground, fans, and so on) was set aside for further work. This proposal aims to complete that unfinished work.</w:t>
-      </w:r>
-      <w:proofErr w:type="spellStart"/>
-      <w:r>
-        <w:rPr>
-          <w:b w:val="0"/>
-        </w:rPr>
-      </w:r>
-      <w:proofErr w:type="spellEnd"/>
-      <w:r>
-        <w:rPr>
-          <w:b w:val="0"/>
-        </w:rPr>
-      </w:r>
-      <w:r>
-        <w:rPr>
-          <w:b w:val="0"/>
-        </w:rPr>
-      </w:r>
-    </w:p>
-    <w:p>
-      <w:pPr>
-        <w:rPr>
-          <w:b/>
-        </w:rPr>
-      </w:pPr>
-      <w:r>
-        <w:rPr>
-          <w:b/>
-          <w:sz w:val="24"/>
-        </w:rPr>
         <w:t>NASA Relevance</w:t>
       </w:r>
     </w:p>
@@ -370,90 +232,20 @@
         </w:rPr>
       </w:pPr>
       <w:r>
-        <w:rPr>
-          <w:b w:val="0"/>
-        </w:rPr>
         <w:t>The 2001 baseline data utilized is NASA data. An airborne LiDAR swath that has never fully been utilized for surface change. The project aims to convert that dataset utilizing free satellite elevation models and reanalysis into continuing uncertainty calibrated records of climate altered surface change in the Dry Valleys. The methods deliverables extend not just at the study site but also into any elevation differencing problem including the surface change records that NASA missions such as ICESat-2 and NISAR produce. The Dry Valleys are also the canonical terrestrial analog for cold desert planetary surfaces, suggesting that this may also provide valuable insights into cold desert planetary surfaces, namely Mars. The project is to develop the skills that existing strategy calls for, namely open geospatial data, machine learning combined with remote sensing and honest uncertainty.</w:t>
       </w:r>
-      <w:proofErr w:type="spellStart"/>
-      <w:r>
-        <w:rPr>
-          <w:b w:val="0"/>
-        </w:rPr>
-      </w:r>
-      <w:proofErr w:type="spellEnd"/>
-      <w:r>
-        <w:rPr>
-          <w:b w:val="0"/>
-        </w:rPr>
-      </w:r>
-      <w:proofErr w:type="spellStart"/>
-      <w:r>
-        <w:rPr>
-          <w:b w:val="0"/>
-        </w:rPr>
-      </w:r>
-      <w:proofErr w:type="spellEnd"/>
-      <w:r>
-        <w:rPr>
-          <w:b w:val="0"/>
-        </w:rPr>
-      </w:r>
-      <w:r>
-        <w:rPr>
-          <w:b w:val="0"/>
-        </w:rPr>
-      </w:r>
-      <w:r>
-        <w:rPr>
-          <w:b w:val="0"/>
-        </w:rPr>
-      </w:r>
-      <w:proofErr w:type="spellStart"/>
-      <w:r>
-        <w:rPr>
-          <w:b w:val="0"/>
-        </w:rPr>
-      </w:r>
-      <w:proofErr w:type="spellEnd"/>
-      <w:r>
-        <w:rPr>
-          <w:b w:val="0"/>
-        </w:rPr>
-      </w:r>
-      <w:r>
-        <w:rPr>
-          <w:b w:val="0"/>
-        </w:rPr>
-      </w:r>
-      <w:r>
-        <w:rPr>
-          <w:b w:val="0"/>
-        </w:rPr>
-      </w:r>
-      <w:proofErr w:type="spellStart"/>
-      <w:r>
-        <w:rPr>
-          <w:b w:val="0"/>
-        </w:rPr>
-      </w:r>
-      <w:proofErr w:type="spellEnd"/>
-      <w:r>
-        <w:rPr>
-          <w:b w:val="0"/>
-        </w:rPr>
-      </w:r>
-    </w:p>
-    <w:p>
-      <w:pPr>
-        <w:rPr>
-          <w:b/>
-        </w:rPr>
-      </w:pPr>
-      <w:r>
-        <w:rPr>
-          <w:b/>
-          <w:sz w:val="24"/>
+    </w:p>
+    <w:p>
+      <w:pPr>
+        <w:rPr>
+          <w:b/>
+          <w:sz w:val="28"/>
+        </w:rPr>
+      </w:pPr>
+      <w:r>
+        <w:rPr>
+          <w:b/>
+          <w:sz w:val="32"/>
         </w:rPr>
         <w:t>Objectives</w:t>
       </w:r>
@@ -484,15 +276,7 @@
         </w:numPr>
       </w:pPr>
       <w:r>
-        <w:t xml:space="preserve">Landscape wide geomorphic change. Extend the change measurement from inside the stream channels to the whole valley-floor surface, and classify each patch of significant change by the process responsible. Which would be channel shift or </w:t>
-      </w:r>
-      <w:proofErr w:type="spellStart"/>
-      <w:r>
-        <w:t>avulsion</w:t>
-      </w:r>
-      <w:proofErr w:type="spellEnd"/>
-      <w:r>
-        <w:t xml:space="preserve">, subsidence impacted from thaw, slope movement, growth of any depositional fans, and lake margin modification. </w:t>
+        <w:t xml:space="preserve">Landscape wide geomorphic change. Extend the change measurement from inside the stream channels to the whole valley-floor surface, and classify each patch of significant change by the process responsible. Which would be channel shift or avulsion, subsidence impacted from thaw, slope movement, growth of any depositional fans, and lake margin modification. </w:t>
       </w:r>
     </w:p>
     <w:p>
@@ -516,11 +300,17 @@
       </w:r>
     </w:p>
     <w:p>
-      <w:r>
-        <w:rPr>
-          <w:b/>
-          <w:sz w:val="24"/>
-        </w:rPr>
+      <w:pPr>
+        <w:rPr>
+          <w:sz w:val="28"/>
+        </w:rPr>
+      </w:pPr>
+      <w:r>
+        <w:rPr>
+          <w:b/>
+          <w:sz w:val="32"/>
+        </w:rPr>
+        <w:lastRenderedPageBreak/>
         <w:t>Approach</w:t>
       </w:r>
     </w:p>
@@ -534,22 +324,26 @@
         <w:jc w:val="center"/>
       </w:pPr>
       <w:r>
+        <w:rPr>
+          <w:noProof/>
+        </w:rPr>
         <w:drawing>
-          <wp:inline xmlns:a="http://schemas.openxmlformats.org/drawingml/2006/main" xmlns:pic="http://schemas.openxmlformats.org/drawingml/2006/picture">
+          <wp:inline distT="0" distB="0" distL="0" distR="0">
             <wp:extent cx="5486400" cy="3830432"/>
+            <wp:effectExtent l="0" t="0" r="0" b="0"/>
             <wp:docPr id="2" name="Picture 2"/>
             <wp:cNvGraphicFramePr>
-              <a:graphicFrameLocks noChangeAspect="1"/>
+              <a:graphicFrameLocks xmlns:a="http://schemas.openxmlformats.org/drawingml/2006/main" noChangeAspect="1"/>
             </wp:cNvGraphicFramePr>
-            <a:graphic>
+            <a:graphic xmlns:a="http://schemas.openxmlformats.org/drawingml/2006/main">
               <a:graphicData uri="http://schemas.openxmlformats.org/drawingml/2006/picture">
-                <pic:pic>
+                <pic:pic xmlns:pic="http://schemas.openxmlformats.org/drawingml/2006/picture">
                   <pic:nvPicPr>
                     <pic:cNvPr id="0" name="fig_workflow.png"/>
                     <pic:cNvPicPr/>
                   </pic:nvPicPr>
                   <pic:blipFill>
-                    <a:blip r:embed="rId8"/>
+                    <a:blip r:embed="rId6"/>
                     <a:stretch>
                       <a:fillRect/>
                     </a:stretch>
@@ -559,7 +353,9 @@
                       <a:off x="0" y="0"/>
                       <a:ext cx="5486400" cy="3830432"/>
                     </a:xfrm>
-                    <a:prstGeom prst="rect"/>
+                    <a:prstGeom prst="rect">
+                      <a:avLst/>
+                    </a:prstGeom>
                   </pic:spPr>
                 </pic:pic>
               </a:graphicData>
@@ -578,7 +374,15 @@
           <w:color w:val="404040"/>
           <w:sz w:val="18"/>
         </w:rPr>
-        <w:t>Figure 2. Planned detection-to-attribution workflow: three DEM epochs, co-registration, DEM-of-Difference, per-pixel detection floor, then the O1 (channel), O2 (valley-floor), and O3 (uncertainty) objectives. Method schematic; no results shown.</w:t>
+        <w:t xml:space="preserve">Figure 2. Planned detection-to-attribution workflow: three DEM epochs, co-registration, DEM-of-Difference, per-pixel detection </w:t>
+      </w:r>
+      <w:r>
+        <w:rPr>
+          <w:i/>
+          <w:color w:val="404040"/>
+          <w:sz w:val="18"/>
+        </w:rPr>
+        <w:t>floor, then the O1 (channel), O2 (valley-floor), and O3 (uncertainty) objectives. Method schematic; no results shown.</w:t>
       </w:r>
     </w:p>
     <w:p>
@@ -656,6 +460,7 @@
         </w:numPr>
       </w:pPr>
       <w:r>
+        <w:lastRenderedPageBreak/>
         <w:t>Apply the per-pixel thresholds from objective 3 across the whole valley-floor surface and pull out every patch of change as a connected group of pixels that clear the threshold. I drop patches smaller than a minimum mapping unit (a few pixels) to suppress isolated-pixel noise, and screen out near-level standing water, whose apparent change is lake-level rise rather than ground change — those go to the lake-margin class and the lake-level driver instead.</w:t>
       </w:r>
     </w:p>
@@ -680,15 +485,7 @@
         </w:numPr>
       </w:pPr>
       <w:r>
-        <w:t xml:space="preserve">Run each type’s rates </w:t>
-      </w:r>
-      <w:proofErr w:type="spellStart"/>
-      <w:r>
-        <w:t>through</w:t>
-      </w:r>
-      <w:proofErr w:type="spellEnd"/>
-      <w:r>
-        <w:t xml:space="preserve"> the objective 1 driver models and compare.</w:t>
+        <w:t>Run each type’s rates through the objective 1 driver models and compare.</w:t>
       </w:r>
     </w:p>
     <w:p>
@@ -738,15 +535,19 @@
     </w:p>
     <w:p>
       <w:r>
-        <w:t>Note that all methods use robust statistics, since elevation errors here are heavy-tailed and an ordinary standard deviation would be thrown off by a few blunders. The noise scale throughout is the NMAD (1.4826 times the median absolute deviation from the median). For a single surface the detection floor is LOD95 = 1.96 x NMAD; since a difference subtracts two noisy surfaces, their NMADs add in quadrature, so the differencing floor is 1.96 x sqrt(NMAD1^2 + NMAD2^2), the change that noise alone clears only 5% of the time. Everything (DEMs, channel outlines, driver fields) is reprojected to one common Antarctic polar-stereographic grid (EPSG:3294) first, and the two lidar epochs (2 m and 1 m native) are resampled to a shared cell size before differencing.</w:t>
-      </w:r>
-    </w:p>
-    <w:p/>
-    <w:p>
-      <w:r>
-        <w:rPr>
-          <w:b/>
-          <w:sz w:val="24"/>
+        <w:t>Note that all methods use robust statistics, since elevation errors here are heavy-tailed and an ordinary standard deviation would be thrown off by a few blunders. The noise scale throughout is the NMAD (1.4826 times the median absolute deviation from the median). For a single surface the detection floor is LOD95 = 1.96 x NMAD; since a difference subtracts two noisy surfaces, their NMADs add in quadrature, so the differencing floor is 1.96 x sqrt(NMAD1^2 + NMAD2^2), the change that noise alone clears only 5% of the time. Everything (DEMs, channel outlines, driver fields) is reprojected to one common Antarctic polar-stereographic grid (EPSG:3294) first, and the two LiDAR epochs (2 m and 1 m native) are resampled to a shared cell size before differencing.</w:t>
+      </w:r>
+    </w:p>
+    <w:p>
+      <w:pPr>
+        <w:rPr>
+          <w:sz w:val="28"/>
+        </w:rPr>
+      </w:pPr>
+      <w:r>
+        <w:rPr>
+          <w:b/>
+          <w:sz w:val="32"/>
         </w:rPr>
         <w:t>Project Needs:</w:t>
       </w:r>
@@ -858,7 +659,7 @@
                 <w:rFonts w:ascii="Calibri" w:hAnsi="Calibri"/>
                 <w:sz w:val="18"/>
               </w:rPr>
-              <w:t>lidar</w:t>
+              <w:t>LiDAR</w:t>
             </w:r>
             <w:proofErr w:type="spellEnd"/>
             <w:r>
@@ -939,7 +740,7 @@
                 <w:rFonts w:ascii="Calibri" w:hAnsi="Calibri"/>
                 <w:sz w:val="18"/>
               </w:rPr>
-              <w:t>lidar</w:t>
+              <w:t>LiDAR</w:t>
             </w:r>
             <w:proofErr w:type="spellEnd"/>
             <w:r>
@@ -1335,6 +1136,7 @@
     <w:p/>
     <w:p>
       <w:r>
+        <w:lastRenderedPageBreak/>
         <w:t xml:space="preserve">Labels. The detector requires training examples. The gold-standard set are the dissertation author’s hand digitized tiles, and those have been requested and acquired directly. </w:t>
       </w:r>
     </w:p>
@@ -1355,15 +1157,7 @@
         <w:t xml:space="preserve"> </w:t>
       </w:r>
       <w:r>
-        <w:t xml:space="preserve">GPU is </w:t>
-      </w:r>
-      <w:proofErr w:type="spellStart"/>
-      <w:r>
-        <w:t>sufficient</w:t>
-      </w:r>
-      <w:proofErr w:type="spellEnd"/>
-      <w:r>
-        <w:t xml:space="preserve"> for training the segmentation models; the elevation processing is CPU-bound and modest. No supercomputer allocation is presently required. Full valley raster stacks run to tens of gigabytes and will require just local storage, not specialized infrastructure.</w:t>
+        <w:t>GPU is sufficient for training the segmentation models; the elevation processing is CPU-bound and modest. No supercomputer allocation is presently required. Full valley raster stacks run to tens of gigabytes and will require just local storage, not specialized infrastructure.</w:t>
       </w:r>
     </w:p>
     <w:p>
@@ -1396,24 +1190,38 @@
       <w:r>
         <w:t>The dissertation author has been contacted presently and is responsive. Continued cooperation is helpful but not strictly vital. Every analysis moving forward can be conducted with public data.</w:t>
       </w:r>
-      <w:proofErr w:type="spellStart"/>
-      <w:r/>
-      <w:proofErr w:type="spellEnd"/>
-      <w:r/>
-    </w:p>
-    <w:p/>
+    </w:p>
+    <w:p>
+      <w:pPr>
+        <w:rPr>
+          <w:sz w:val="28"/>
+        </w:rPr>
+      </w:pPr>
+      <w:r>
+        <w:rPr>
+          <w:b/>
+          <w:sz w:val="32"/>
+        </w:rPr>
+        <w:t>Assessment</w:t>
+      </w:r>
+    </w:p>
+    <w:p>
+      <w:r>
+        <w:t>Moving forward in the project, we must consider the capabilities of processes going wrong, giving bad or incomplete information and so on.</w:t>
+      </w:r>
+    </w:p>
     <w:p>
       <w:r>
         <w:rPr>
           <w:b/>
           <w:sz w:val="24"/>
         </w:rPr>
-        <w:t>Assessment</w:t>
-      </w:r>
-    </w:p>
-    <w:p>
-      <w:r>
-        <w:t>Moving forward in the project, we must consider the capabilities of processes going wrong, giving bad or incomplete information and so on.</w:t>
+        <w:t>Attribution Signal</w:t>
+      </w:r>
+    </w:p>
+    <w:p>
+      <w:r>
+        <w:t>The signal may be weak. With roughly 20 gauged streams and only 3 epochs, the sample is not terribly large. If no driver clearly outperforms another, the deliverable becomes a rigorous null result with calibrated uncertainty. Useful but not as dramatic or exciting. Our risk here is for impact, not feasibility.</w:t>
       </w:r>
     </w:p>
     <w:p>
@@ -1422,28 +1230,12 @@
           <w:b/>
           <w:sz w:val="24"/>
         </w:rPr>
-        <w:t>Attribution Signal</w:t>
-      </w:r>
-    </w:p>
-    <w:p>
-      <w:r>
-        <w:t xml:space="preserve">The signal may be weak. With roughly 20 gauged streams and only 3 epochs, the sample is not terribly large. If no driver </w:t>
-      </w:r>
-      <w:proofErr w:type="spellStart"/>
-      <w:r>
-        <w:t>clearly</w:t>
-      </w:r>
-      <w:proofErr w:type="spellEnd"/>
-      <w:r>
-        <w:t xml:space="preserve"> outperforms </w:t>
-      </w:r>
-      <w:proofErr w:type="gramStart"/>
-      <w:r>
-        <w:t>another</w:t>
-      </w:r>
-      <w:proofErr w:type="gramEnd"/>
-      <w:r>
-        <w:t>, the deliverable becomes a rigorous null result with calibrated uncertainty. Useful but not as dramatic or exciting. Our risk here is for impact, not feasibility.</w:t>
+        <w:t>Gauge Records</w:t>
+      </w:r>
+    </w:p>
+    <w:p>
+      <w:r>
+        <w:t>Gauge Records are patchy after 2015. Stream gauging in the MDVs declined and some streams only seem to have a few dozen recorded days in the satellite epoch. This is why objective one leans on us modeling the melt energy rather than relying on gauges alone. Unfortunately, this means the discharge side of the hypothesis is the weakest in the most recent period.</w:t>
       </w:r>
     </w:p>
     <w:p>
@@ -1452,25 +1244,13 @@
           <w:b/>
           <w:sz w:val="24"/>
         </w:rPr>
-        <w:t>Gauge Records</w:t>
-      </w:r>
-    </w:p>
-    <w:p>
-      <w:r>
-        <w:t>Gauge Records are patchy after 2015. Stream gauging in the MDVs declined and some streams only seem to have a few dozen recorded days in the satellite epoch. This is why objective one leans on us modeling the melt energy rather than relying on gauges alone. Unfortunately, this means the discharge side of the hypothesis is the weakest in the most recent period.</w:t>
-      </w:r>
-      <w:proofErr w:type="spellStart"/>
-      <w:r/>
-      <w:proofErr w:type="spellEnd"/>
-      <w:r/>
-      <w:r/>
-      <w:proofErr w:type="spellStart"/>
-      <w:r/>
-      <w:proofErr w:type="gramStart"/>
-      <w:r/>
-      <w:proofErr w:type="spellEnd"/>
-      <w:proofErr w:type="gramEnd"/>
-      <w:r/>
+        <w:t>Satellite Coverage</w:t>
+      </w:r>
+    </w:p>
+    <w:p>
+      <w:r>
+        <w:t>Coverage is uneven. REMA quality varies by location and date. Taylor Valley has the best three epoch coverage and is useful to anchor our acceleration claims. Other valleys may have only two.</w:t>
+      </w:r>
     </w:p>
     <w:p>
       <w:r>
@@ -1478,20 +1258,6 @@
           <w:b/>
           <w:sz w:val="24"/>
         </w:rPr>
-        <w:t>Satellite Coverage</w:t>
-      </w:r>
-    </w:p>
-    <w:p>
-      <w:r>
-        <w:t>Coverage is uneven. REMA quality varies by location and date. Taylor Valley has the best three epoch coverage and is useful to anchor our acceleration claims. Other valleys may have only two.</w:t>
-      </w:r>
-    </w:p>
-    <w:p>
-      <w:r>
-        <w:rPr>
-          <w:b/>
-          <w:sz w:val="24"/>
-        </w:rPr>
         <w:t>Change Scale</w:t>
       </w:r>
     </w:p>
@@ -1508,6 +1274,7 @@
     </w:p>
     <w:p>
       <w:r>
+        <w:lastRenderedPageBreak/>
         <w:t>Given all the potential difficulties, this proposal is worth doing anyway. The MDV streams are the most direct and measurable climate response in one of the most stable landscapes on Earth. The data to study them, two LiDAR epochs, a satellite record, and LTER station records already exist and are free.</w:t>
       </w:r>
     </w:p>
@@ -1740,39 +1507,36 @@
                 <w:rFonts w:ascii="Calibri" w:hAnsi="Calibri"/>
                 <w:sz w:val="18"/>
               </w:rPr>
-              <w:t xml:space="preserve">Per-pixel calibrated-uncertainty product; three-epoch acceleration </w:t>
-            </w:r>
-            <w:r>
-              <w:rPr>
-                <w:rFonts w:ascii="Calibri" w:hAnsi="Calibri"/>
-                <w:sz w:val="18"/>
-              </w:rPr>
-              <w:lastRenderedPageBreak/>
-              <w:t>analysis; extension beyond Taylor Valley where REMA supports it; synthesis</w:t>
-            </w:r>
-          </w:p>
-        </w:tc>
-        <w:tc>
-          <w:tcPr>
-            <w:tcW w:w="3216" w:type="dxa"/>
-          </w:tcPr>
-          <w:p>
-            <w:pPr>
-              <w:spacing w:after="20"/>
-            </w:pPr>
-            <w:r>
-              <w:rPr>
-                <w:rFonts w:ascii="Calibri" w:hAnsi="Calibri"/>
-                <w:sz w:val="18"/>
-              </w:rPr>
-              <w:lastRenderedPageBreak/>
+              <w:t>Per-pixel calibrated-uncertainty product; three-epoch acceleration analysis; extension beyond Taylor Valley where REMA supports it; synthesis</w:t>
+            </w:r>
+          </w:p>
+        </w:tc>
+        <w:tc>
+          <w:tcPr>
+            <w:tcW w:w="3216" w:type="dxa"/>
+          </w:tcPr>
+          <w:p>
+            <w:pPr>
+              <w:spacing w:after="20"/>
+            </w:pPr>
+            <w:r>
+              <w:rPr>
+                <w:rFonts w:ascii="Calibri" w:hAnsi="Calibri"/>
+                <w:sz w:val="18"/>
+              </w:rPr>
               <w:t>Synthesis paper; public data products with DOIs</w:t>
             </w:r>
           </w:p>
         </w:tc>
       </w:tr>
     </w:tbl>
-    <w:p/>
+    <w:p>
+      <w:pPr>
+        <w:rPr>
+          <w:sz w:val="28"/>
+        </w:rPr>
+      </w:pPr>
+    </w:p>
     <w:p>
       <w:pPr>
         <w:spacing w:after="120"/>
@@ -1783,37 +1547,23 @@
       <w:r>
         <w:rPr>
           <w:b/>
-          <w:sz w:val="24"/>
+          <w:sz w:val="32"/>
         </w:rPr>
         <w:t>Data Management and Open Science</w:t>
       </w:r>
       <w:r>
-        <w:rPr>
-          <w:b w:val="0"/>
-        </w:rPr>
         <w:br/>
       </w:r>
-      <w:proofErr w:type="gramStart"/>
-      <w:r>
-        <w:rPr>
-          <w:rFonts w:ascii="Calibri" w:hAnsi="Calibri"/>
-          <w:b w:val="0"/>
-        </w:rPr>
-        <w:t>All</w:t>
-      </w:r>
-      <w:proofErr w:type="gramEnd"/>
-      <w:r>
-        <w:rPr>
-          <w:rFonts w:ascii="Calibri" w:hAnsi="Calibri"/>
-          <w:b w:val="0"/>
-        </w:rPr>
-        <w:t xml:space="preserve"> inputs are public and cited to source (NASA ATM, NCALM/</w:t>
+      <w:r>
+        <w:rPr>
+          <w:rFonts w:ascii="Calibri" w:hAnsi="Calibri"/>
+        </w:rPr>
+        <w:t>All inputs are public and cited to source (NASA ATM, NCALM/</w:t>
       </w:r>
       <w:proofErr w:type="spellStart"/>
       <w:r>
         <w:rPr>
           <w:rFonts w:ascii="Calibri" w:hAnsi="Calibri"/>
-          <w:b w:val="0"/>
         </w:rPr>
         <w:t>OpenTopography</w:t>
       </w:r>
@@ -1821,7 +1571,6 @@
       <w:r>
         <w:rPr>
           <w:rFonts w:ascii="Calibri" w:hAnsi="Calibri"/>
-          <w:b w:val="0"/>
         </w:rPr>
         <w:t xml:space="preserve">, PGC REMA, MCM-LTER/EDI, Copernicus ERA5, AMPS/GDEX). All derived products — change </w:t>
       </w:r>
@@ -1829,7 +1578,6 @@
       <w:r>
         <w:rPr>
           <w:rFonts w:ascii="Calibri" w:hAnsi="Calibri"/>
-          <w:b w:val="0"/>
         </w:rPr>
         <w:t>rasters</w:t>
       </w:r>
@@ -1837,7 +1585,6 @@
       <w:r>
         <w:rPr>
           <w:rFonts w:ascii="Calibri" w:hAnsi="Calibri"/>
-          <w:b w:val="0"/>
         </w:rPr>
         <w:t>, process-classified change maps, per-stream rate tables, uncertainty layers, channel outlines, and processing code — will be released open-access with DOIs (</w:t>
       </w:r>
@@ -1845,7 +1592,6 @@
       <w:r>
         <w:rPr>
           <w:rFonts w:ascii="Calibri" w:hAnsi="Calibri"/>
-          <w:b w:val="0"/>
         </w:rPr>
         <w:t>Zenodo</w:t>
       </w:r>
@@ -1853,7 +1599,6 @@
       <w:r>
         <w:rPr>
           <w:rFonts w:ascii="Calibri" w:hAnsi="Calibri"/>
-          <w:b w:val="0"/>
         </w:rPr>
         <w:t xml:space="preserve"> / EDI). Heavy </w:t>
       </w:r>
@@ -1861,7 +1606,6 @@
       <w:r>
         <w:rPr>
           <w:rFonts w:ascii="Calibri" w:hAnsi="Calibri"/>
-          <w:b w:val="0"/>
         </w:rPr>
         <w:t>regenerable</w:t>
       </w:r>
@@ -1869,7 +1613,6 @@
       <w:r>
         <w:rPr>
           <w:rFonts w:ascii="Calibri" w:hAnsi="Calibri"/>
-          <w:b w:val="0"/>
         </w:rPr>
         <w:t xml:space="preserve"> </w:t>
       </w:r>
@@ -1877,7 +1620,6 @@
       <w:r>
         <w:rPr>
           <w:rFonts w:ascii="Calibri" w:hAnsi="Calibri"/>
-          <w:b w:val="0"/>
         </w:rPr>
         <w:t>rasters</w:t>
       </w:r>
@@ -1885,7 +1627,6 @@
       <w:r>
         <w:rPr>
           <w:rFonts w:ascii="Calibri" w:hAnsi="Calibri"/>
-          <w:b w:val="0"/>
         </w:rPr>
         <w:t xml:space="preserve"> stay out of version control; scripts, tables, and figures are tracked. Products carry explicit coordinate-system, method, and uncertainty metadata.</w:t>
       </w:r>
@@ -1895,13 +1636,14 @@
         <w:spacing w:before="140" w:after="60"/>
         <w:rPr>
           <w:rFonts w:ascii="Calibri" w:hAnsi="Calibri"/>
-        </w:rPr>
-      </w:pPr>
-      <w:r>
-        <w:rPr>
-          <w:rFonts w:ascii="Calibri" w:hAnsi="Calibri"/>
-          <w:b/>
-          <w:sz w:val="24"/>
+          <w:sz w:val="28"/>
+        </w:rPr>
+      </w:pPr>
+      <w:r>
+        <w:rPr>
+          <w:rFonts w:ascii="Calibri" w:hAnsi="Calibri"/>
+          <w:b/>
+          <w:sz w:val="32"/>
         </w:rPr>
         <w:t>References</w:t>
       </w:r>
@@ -2110,22 +1852,18 @@
       </w:r>
       <w:proofErr w:type="spellStart"/>
       <w:r>
-        <w:rPr/>
         <w:t>knb</w:t>
       </w:r>
       <w:proofErr w:type="spellEnd"/>
       <w:r>
-        <w:rPr/>
         <w:t>-</w:t>
       </w:r>
       <w:proofErr w:type="spellStart"/>
       <w:r>
-        <w:rPr/>
         <w:t>lter</w:t>
       </w:r>
       <w:proofErr w:type="spellEnd"/>
       <w:r>
-        <w:rPr/>
         <w:t>-mcm.*</w:t>
       </w:r>
       <w:r>
@@ -2143,6 +1881,7 @@
         <w:rPr>
           <w:rFonts w:ascii="Calibri" w:hAnsi="Calibri"/>
         </w:rPr>
+        <w:lastRenderedPageBreak/>
         <w:t xml:space="preserve">[7] </w:t>
       </w:r>
       <w:proofErr w:type="spellStart"/>
@@ -2203,8 +1942,6 @@
       <w:r>
         <w:t>proofreading.</w:t>
       </w:r>
-      <w:bookmarkStart w:id="0" w:name="_GoBack"/>
-      <w:bookmarkEnd w:id="0"/>
     </w:p>
     <w:p/>
     <w:p/>
